--- a/Checkpoint_6_1/Required_Capstone_Checkpoint_6_1_Worksheet_2.docx
+++ b/Checkpoint_6_1/Required_Capstone_Checkpoint_6_1_Worksheet_2.docx
@@ -4788,21 +4788,7 @@
                 <w:sz w:val="20"/>
                 <w:szCs w:val="20"/>
               </w:rPr>
-              <w:t>All four successfully evaluated models ultimately produced grounded answers identifying Margaret Thatcher with Britain/the United Kingdom and the role of Prime Minister and Adolf Hitler with Germany and political leadership such as Chancellor. However, they reached those answers with substantially different resource requirements.</w:t>
-            </w:r>
-            <w:r>
-              <w:rPr>
-                <w:sz w:val="20"/>
-                <w:szCs w:val="20"/>
-              </w:rPr>
-              <w:t xml:space="preserve"> </w:t>
-            </w:r>
-            <w:r>
-              <w:rPr>
-                <w:sz w:val="20"/>
-                <w:szCs w:val="20"/>
-              </w:rPr>
-              <w:t xml:space="preserve">GPT-4o-mini used </w:t>
+              <w:t xml:space="preserve">All four successfully evaluated models ultimately produced grounded answers identifying Margaret Thatcher with Britain/the United Kingdom and the role of Prime Minister and Adolf Hitler with Germany and political leadership such as Chancellor. However, they reached those answers with substantially different resource requirements. GPT-4o-mini used </w:t>
             </w:r>
             <w:r>
               <w:rPr>
@@ -4866,21 +4852,7 @@
                 <w:sz w:val="20"/>
                 <w:szCs w:val="20"/>
               </w:rPr>
-              <w:t xml:space="preserve">. </w:t>
-            </w:r>
-            <w:r>
-              <w:rPr>
-                <w:sz w:val="20"/>
-                <w:szCs w:val="20"/>
-              </w:rPr>
-              <w:t xml:space="preserve"> </w:t>
-            </w:r>
-            <w:r>
-              <w:rPr>
-                <w:sz w:val="20"/>
-                <w:szCs w:val="20"/>
-              </w:rPr>
-              <w:t xml:space="preserve">For this </w:t>
+              <w:t xml:space="preserve">.  For this </w:t>
             </w:r>
             <w:proofErr w:type="gramStart"/>
             <w:r>
@@ -6449,12 +6421,32 @@
                 <w:szCs w:val="20"/>
               </w:rPr>
             </w:pPr>
-            <w:r>
-              <w:rPr>
-                <w:sz w:val="20"/>
-                <w:szCs w:val="20"/>
-              </w:rPr>
-              <w:t>final\checkpoint_6_1_test_cases.json — JSON file containing the adversarial/security test cases used in the audit, including roleplay injection, fabricated-source poisoning, opposite-persona manipulation, indirect document injection, and tool-argument manipulation.</w:t>
+            <w:hyperlink r:id="rId8" w:history="1">
+              <w:r>
+                <w:rPr>
+                  <w:rStyle w:val="Hyperlink"/>
+                  <w:sz w:val="20"/>
+                  <w:szCs w:val="20"/>
+                </w:rPr>
+                <w:t>checkpoint_6_1_test_</w:t>
+              </w:r>
+              <w:proofErr w:type="gramStart"/>
+              <w:r>
+                <w:rPr>
+                  <w:rStyle w:val="Hyperlink"/>
+                  <w:sz w:val="20"/>
+                  <w:szCs w:val="20"/>
+                </w:rPr>
+                <w:t>cases.json</w:t>
+              </w:r>
+              <w:proofErr w:type="gramEnd"/>
+            </w:hyperlink>
+            <w:r>
+              <w:rPr>
+                <w:sz w:val="20"/>
+                <w:szCs w:val="20"/>
+              </w:rPr>
+              <w:t xml:space="preserve"> — JSON file containing the adversarial/security test cases used in the audit, including roleplay injection, fabricated-source poisoning, opposite-persona manipulation, indirect document injection, and tool-argument manipulation.</w:t>
             </w:r>
           </w:p>
         </w:tc>
@@ -6496,12 +6488,39 @@
                 <w:szCs w:val="20"/>
               </w:rPr>
             </w:pPr>
-            <w:r>
-              <w:rPr>
-                <w:sz w:val="20"/>
-                <w:szCs w:val="20"/>
-              </w:rPr>
-              <w:t>final\Output_final_3.txt and final\6_1_model_ladder_3.log — Complete execution outputs showing normal RAG answers and baseline vs. hardened security-probe responses across the tested model ladder.</w:t>
+            <w:hyperlink r:id="rId9" w:history="1">
+              <w:r>
+                <w:rPr>
+                  <w:rStyle w:val="Hyperlink"/>
+                  <w:sz w:val="20"/>
+                  <w:szCs w:val="20"/>
+                </w:rPr>
+                <w:t>Output_final_3.txt</w:t>
+              </w:r>
+            </w:hyperlink>
+            <w:r>
+              <w:rPr>
+                <w:sz w:val="20"/>
+                <w:szCs w:val="20"/>
+              </w:rPr>
+              <w:t xml:space="preserve"> and </w:t>
+            </w:r>
+            <w:hyperlink r:id="rId10" w:history="1">
+              <w:r>
+                <w:rPr>
+                  <w:rStyle w:val="Hyperlink"/>
+                  <w:sz w:val="20"/>
+                  <w:szCs w:val="20"/>
+                </w:rPr>
+                <w:t>6_1_model_ladder_3.log</w:t>
+              </w:r>
+            </w:hyperlink>
+            <w:r>
+              <w:rPr>
+                <w:sz w:val="20"/>
+                <w:szCs w:val="20"/>
+              </w:rPr>
+              <w:t xml:space="preserve"> — Complete execution outputs showing normal RAG answers and baseline vs. hardened security-probe responses across the tested model ladder.</w:t>
             </w:r>
           </w:p>
         </w:tc>
@@ -6543,12 +6562,32 @@
                 <w:szCs w:val="20"/>
               </w:rPr>
             </w:pPr>
-            <w:r>
-              <w:rPr>
-                <w:sz w:val="20"/>
-                <w:szCs w:val="20"/>
-              </w:rPr>
-              <w:t xml:space="preserve">final\6_1_model_ladder_comparison_3.json — Structured comparison of model results, including planner tokens, </w:t>
+            <w:hyperlink r:id="rId11" w:history="1">
+              <w:r>
+                <w:rPr>
+                  <w:rStyle w:val="Hyperlink"/>
+                  <w:sz w:val="20"/>
+                  <w:szCs w:val="20"/>
+                </w:rPr>
+                <w:t>6_1_model_ladder_comparison_</w:t>
+              </w:r>
+              <w:proofErr w:type="gramStart"/>
+              <w:r>
+                <w:rPr>
+                  <w:rStyle w:val="Hyperlink"/>
+                  <w:sz w:val="20"/>
+                  <w:szCs w:val="20"/>
+                </w:rPr>
+                <w:t>3.json</w:t>
+              </w:r>
+              <w:proofErr w:type="gramEnd"/>
+            </w:hyperlink>
+            <w:r>
+              <w:rPr>
+                <w:sz w:val="20"/>
+                <w:szCs w:val="20"/>
+              </w:rPr>
+              <w:t xml:space="preserve"> — Structured comparison of model results, including planner tokens, </w:t>
             </w:r>
             <w:r>
               <w:rPr>
@@ -6592,7 +6631,24 @@
               <w:right w:val="single" w:sz="6" w:space="0" w:color="BFBFBF"/>
             </w:tcBorders>
           </w:tcPr>
-          <w:p/>
+          <w:p>
+            <w:pPr>
+              <w:rPr>
+                <w:sz w:val="20"/>
+                <w:szCs w:val="20"/>
+              </w:rPr>
+            </w:pPr>
+            <w:hyperlink r:id="rId12" w:history="1">
+              <w:r>
+                <w:rPr>
+                  <w:rStyle w:val="Hyperlink"/>
+                  <w:sz w:val="20"/>
+                  <w:szCs w:val="20"/>
+                </w:rPr>
+                <w:t>mermaid_diagram_6</w:t>
+              </w:r>
+            </w:hyperlink>
+          </w:p>
         </w:tc>
       </w:tr>
       <w:tr>
@@ -6637,12 +6693,29 @@
                 <w:szCs w:val="20"/>
               </w:rPr>
             </w:pPr>
-            <w:r>
-              <w:rPr>
-                <w:sz w:val="20"/>
-                <w:szCs w:val="20"/>
-              </w:rPr>
-              <w:t>checkpoint_6_1_SECURITY_MODEL_LADDER.py — primary security/performance audit implementation.</w:t>
+            <w:hyperlink r:id="rId13" w:history="1">
+              <w:r>
+                <w:rPr>
+                  <w:rStyle w:val="Hyperlink"/>
+                  <w:sz w:val="20"/>
+                  <w:szCs w:val="20"/>
+                </w:rPr>
+                <w:t>checkpoint_6_1_security.py</w:t>
+              </w:r>
+            </w:hyperlink>
+            <w:r>
+              <w:rPr>
+                <w:sz w:val="20"/>
+                <w:szCs w:val="20"/>
+              </w:rPr>
+              <w:t xml:space="preserve"> </w:t>
+            </w:r>
+            <w:r>
+              <w:rPr>
+                <w:sz w:val="20"/>
+                <w:szCs w:val="20"/>
+              </w:rPr>
+              <w:t>— primary security/performance audit implementation.</w:t>
             </w:r>
           </w:p>
           <w:p>
@@ -6657,12 +6730,30 @@
                 <w:szCs w:val="20"/>
               </w:rPr>
             </w:pPr>
-            <w:r>
-              <w:rPr>
-                <w:sz w:val="20"/>
-                <w:szCs w:val="20"/>
-              </w:rPr>
-              <w:t xml:space="preserve">README_checkpoint_6_1_test_cases.md — documentation describing </w:t>
+            <w:hyperlink r:id="rId14" w:history="1">
+              <w:r>
+                <w:rPr>
+                  <w:rStyle w:val="Hyperlink"/>
+                  <w:sz w:val="20"/>
+                  <w:szCs w:val="20"/>
+                </w:rPr>
+                <w:t>README_checkpoint_6_1</w:t>
+              </w:r>
+              <w:r>
+                <w:rPr>
+                  <w:rStyle w:val="Hyperlink"/>
+                  <w:sz w:val="20"/>
+                  <w:szCs w:val="20"/>
+                </w:rPr>
+                <w:t>.md</w:t>
+              </w:r>
+            </w:hyperlink>
+            <w:r>
+              <w:rPr>
+                <w:sz w:val="20"/>
+                <w:szCs w:val="20"/>
+              </w:rPr>
+              <w:t xml:space="preserve"> — documentation describing </w:t>
             </w:r>
             <w:proofErr w:type="gramStart"/>
             <w:r>
@@ -6698,23 +6789,21 @@
                 <w:sz w:val="20"/>
                 <w:szCs w:val="20"/>
               </w:rPr>
-              <w:t>Wikipedia_10_</w:t>
-            </w:r>
-            <w:proofErr w:type="gramStart"/>
-            <w:r>
-              <w:rPr>
-                <w:sz w:val="20"/>
-                <w:szCs w:val="20"/>
-              </w:rPr>
-              <w:t>text\ —</w:t>
-            </w:r>
-            <w:proofErr w:type="gramEnd"/>
-            <w:r>
-              <w:rPr>
-                <w:sz w:val="20"/>
-                <w:szCs w:val="20"/>
-              </w:rPr>
-              <w:t xml:space="preserve"> 10-document Wikipedia corpus used for retrieval.</w:t>
+              <w:t>Wikipedia_10_text</w:t>
+            </w:r>
+            <w:r>
+              <w:rPr>
+                <w:sz w:val="20"/>
+                <w:szCs w:val="20"/>
+              </w:rPr>
+              <w:t xml:space="preserve"> </w:t>
+            </w:r>
+            <w:r>
+              <w:rPr>
+                <w:sz w:val="20"/>
+                <w:szCs w:val="20"/>
+              </w:rPr>
+              <w:t>— 10-document Wikipedia corpus used for retrieval.</w:t>
             </w:r>
           </w:p>
           <w:p>
@@ -6734,7 +6823,7 @@
                 <w:sz w:val="20"/>
                 <w:szCs w:val="20"/>
               </w:rPr>
-              <w:t>wikipedia_5_1_chroma_hf\ — persistent Chroma vector database used by the RAG system.</w:t>
+              <w:t>wikipedia_5_1_chroma_hf — persistent Chroma vector database used by the RAG system.</w:t>
             </w:r>
           </w:p>
         </w:tc>
@@ -6780,10 +6869,10 @@
       </w:r>
     </w:p>
     <w:sectPr>
-      <w:headerReference w:type="even" r:id="rId8"/>
-      <w:headerReference w:type="default" r:id="rId9"/>
-      <w:footerReference w:type="default" r:id="rId10"/>
-      <w:headerReference w:type="first" r:id="rId11"/>
+      <w:headerReference w:type="even" r:id="rId15"/>
+      <w:headerReference w:type="default" r:id="rId16"/>
+      <w:footerReference w:type="default" r:id="rId17"/>
+      <w:headerReference w:type="first" r:id="rId18"/>
       <w:pgSz w:w="12240" w:h="15840"/>
       <w:pgMar w:top="1440" w:right="567" w:bottom="1440" w:left="567" w:header="57" w:footer="170" w:gutter="0"/>
       <w:pgNumType w:start="1"/>
@@ -10731,6 +10820,7 @@
   <w:style w:type="character" w:default="1" w:styleId="DefaultParagraphFont">
     <w:name w:val="Default Paragraph Font"/>
     <w:uiPriority w:val="1"/>
+    <w:semiHidden/>
     <w:unhideWhenUsed/>
   </w:style>
   <w:style w:type="table" w:default="1" w:styleId="TableNormal">
@@ -10963,6 +11053,30 @@
     <w:rPr>
       <w:b/>
       <w:bCs/>
+    </w:rPr>
+  </w:style>
+  <w:style w:type="character" w:styleId="UnresolvedMention">
+    <w:name w:val="Unresolved Mention"/>
+    <w:basedOn w:val="DefaultParagraphFont"/>
+    <w:uiPriority w:val="99"/>
+    <w:semiHidden/>
+    <w:unhideWhenUsed/>
+    <w:rsid w:val="002D4128"/>
+    <w:rPr>
+      <w:color w:val="605E5C"/>
+      <w:shd w:val="clear" w:color="auto" w:fill="E1DFDD"/>
+    </w:rPr>
+  </w:style>
+  <w:style w:type="character" w:styleId="FollowedHyperlink">
+    <w:name w:val="FollowedHyperlink"/>
+    <w:basedOn w:val="DefaultParagraphFont"/>
+    <w:uiPriority w:val="99"/>
+    <w:semiHidden/>
+    <w:unhideWhenUsed/>
+    <w:rsid w:val="0086558E"/>
+    <w:rPr>
+      <w:color w:val="800080" w:themeColor="followedHyperlink"/>
+      <w:u w:val="single"/>
     </w:rPr>
   </w:style>
 </w:styles>
